--- a/scorecard-General/PAGINA-2BI/academia/materiales/07_Premium_Plan_Trabajo.docx
+++ b/scorecard-General/PAGINA-2BI/academia/materiales/07_Premium_Plan_Trabajo.docx
@@ -117,7 +117,7 @@
           <w:sz w:val="26"/>
           <w:szCs w:val="26"/>
         </w:rPr>
-        <w:t xml:space="preserve">El stack BI completo: Power BI + Fabric + Python + AI.</w:t>
+        <w:t xml:space="preserve">Power BI a nivel arquitecto: DAX patterns, visualización avanzada y producción corporativa.</w:t>
       </w:r>
     </w:p>
     <w:p>
@@ -281,7 +281,7 @@
           <w:sz w:val="22"/>
           <w:szCs w:val="22"/>
         </w:rPr>
-        <w:t xml:space="preserve">Todo lo del Estándar más 4 sesiones avanzadas: Microsoft Fabric con Direct Lake, Python + Semantic Link, AI agents con n8n + Anthropic, y mentoría extendida 60 días con revisión de 3 dashboards.</w:t>
+        <w:t xml:space="preserve">Todo lo del Estándar más 4 sesiones avanzadas en Power BI puro: patterns DAX empresariales (cohorts, ABC, RFM, churn), visualización avanzada con custom visuals y temas profundos, producción corporativa con .pbip + TMDL + Git, y mentoría extendida 60 días con revisión de 3 dashboards.</w:t>
       </w:r>
     </w:p>
     <w:p>
@@ -1374,7 +1374,7 @@
                 <w:sz w:val="20"/>
                 <w:szCs w:val="20"/>
               </w:rPr>
-              <w:t xml:space="preserve">Configurar Microsoft Fabric con Lakehouse y Direct Lake mode.</w:t>
+              <w:t xml:space="preserve">Configurar Power BI Premium con Workspace y Premium Capacity mode.</w:t>
             </w:r>
           </w:p>
         </w:tc>
@@ -1409,7 +1409,7 @@
                 <w:sz w:val="20"/>
                 <w:szCs w:val="20"/>
               </w:rPr>
-              <w:t xml:space="preserve">1 Lakehouse + Direct Lake productivo</w:t>
+              <w:t xml:space="preserve">1 Workspace + Premium Capacity productivo</w:t>
             </w:r>
           </w:p>
         </w:tc>
@@ -1481,7 +1481,7 @@
                 <w:sz w:val="20"/>
                 <w:szCs w:val="20"/>
               </w:rPr>
-              <w:t xml:space="preserve">Conectar Power BI con Python (sempy) y ejecutar análisis avanzado.</w:t>
+              <w:t xml:space="preserve">Conectar Power BI con Python (DAX Studio y ejecutar análisis avanzado.</w:t>
             </w:r>
           </w:p>
         </w:tc>
@@ -1623,7 +1623,7 @@
                 <w:sz w:val="20"/>
                 <w:szCs w:val="20"/>
               </w:rPr>
-              <w:t xml:space="preserve">Agente n8n+Anthropic activo</w:t>
+              <w:t xml:space="preserve">Agente Power BI Subscriptions+Smart Narrative activo</w:t>
             </w:r>
           </w:p>
         </w:tc>
@@ -3107,7 +3107,7 @@
                 <w:sz w:val="20"/>
                 <w:szCs w:val="20"/>
               </w:rPr>
-              <w:t xml:space="preserve">Fabric + Copilot + Automatización + Portafolio</w:t>
+              <w:t xml:space="preserve">Power BI Service Avanzado + Portafolio + Cierre</w:t>
             </w:r>
           </w:p>
         </w:tc>
@@ -3142,7 +3142,7 @@
                 <w:sz w:val="20"/>
                 <w:szCs w:val="20"/>
               </w:rPr>
-              <w:t xml:space="preserve">Cerrar el programa con features 2026 y plan de monetización.</w:t>
+              <w:t xml:space="preserve">Dominar features avanzadas del Service (Apps, Subscriptions, Data Alerts, Sensitivity Labels, Usage Metrics) y cerrar con tu portafolio público.</w:t>
             </w:r>
           </w:p>
         </w:tc>
@@ -3249,7 +3249,7 @@
                 <w:sz w:val="20"/>
                 <w:szCs w:val="20"/>
               </w:rPr>
-              <w:t xml:space="preserve">Microsoft Fabric + Direct Lake Mode</w:t>
+              <w:t xml:space="preserve">DAX Avanzado — Patterns Empresariales</w:t>
             </w:r>
           </w:p>
         </w:tc>
@@ -3284,7 +3284,7 @@
                 <w:sz w:val="20"/>
                 <w:szCs w:val="20"/>
               </w:rPr>
-              <w:t xml:space="preserve">Configurar Fabric, entender OneLake y publicar un modelo en Direct Lake.</w:t>
+              <w:t xml:space="preserve">Construir 5 patterns DAX que resuelven preguntas reales de negocio: cohort analysis, ABC/Pareto dinámico, RFM scoring, customer churn, basket analysis básico.</w:t>
             </w:r>
           </w:p>
         </w:tc>
@@ -3391,7 +3391,7 @@
                 <w:sz w:val="20"/>
                 <w:szCs w:val="20"/>
               </w:rPr>
-              <w:t xml:space="preserve">Python + Power BI con Semantic Link</w:t>
+              <w:t xml:space="preserve">Visualización Avanzada y Storytelling</w:t>
             </w:r>
           </w:p>
         </w:tc>
@@ -3426,7 +3426,7 @@
                 <w:sz w:val="20"/>
                 <w:szCs w:val="20"/>
               </w:rPr>
-              <w:t xml:space="preserve">Leer y escribir modelos de Power BI desde notebooks Python.</w:t>
+              <w:t xml:space="preserve">Dominar el arsenal visual de Power BI: custom visuals AppSource, bookmarks multi-estado, drill-through avanzado, tooltip pages y temas JSON profundos.</w:t>
             </w:r>
           </w:p>
         </w:tc>
@@ -3533,7 +3533,7 @@
                 <w:sz w:val="20"/>
                 <w:szCs w:val="20"/>
               </w:rPr>
-              <w:t xml:space="preserve">AI Agents para BI (n8n + Anthropic + Power BI)</w:t>
+              <w:t xml:space="preserve">Power BI en Producción Corporativa (.pbip + TMDL + Git)</w:t>
             </w:r>
           </w:p>
         </w:tc>
@@ -3568,7 +3568,7 @@
                 <w:sz w:val="20"/>
                 <w:szCs w:val="20"/>
               </w:rPr>
-              <w:t xml:space="preserve">Construir un agente que monitorea tu modelo y reporta hallazgos en lenguaje natural.</w:t>
+              <w:t xml:space="preserve">Llevar Power BI a producción profesional: versionado Git con .pbip + TMDL, ALM Toolkit para deploys, REST API para automatización, sensitivity labels, audit logs.</w:t>
             </w:r>
           </w:p>
         </w:tc>
@@ -6361,7 +6361,7 @@
           <w:sz w:val="22"/>
           <w:szCs w:val="22"/>
         </w:rPr>
-        <w:t xml:space="preserve">Dataflows Gen2 + Lakehouse Fabric = ETL versionado.</w:t>
+        <w:t xml:space="preserve">Dataflows Gen2: ETL centralizado entre múltiples reportes.</w:t>
       </w:r>
     </w:p>
     <w:p>
@@ -6390,7 +6390,7 @@
           <w:sz w:val="22"/>
           <w:szCs w:val="22"/>
         </w:rPr>
-        <w:t xml:space="preserve">REST API → triggers de refresh desde n8n / Python / Power Automate.</w:t>
+        <w:t xml:space="preserve">REST API → triggers de refresh y exports desde Service Principal.</w:t>
       </w:r>
     </w:p>
     <w:p>
@@ -6510,7 +6510,7 @@
           <w:sz w:val="28"/>
           <w:szCs w:val="28"/>
         </w:rPr>
-        <w:t xml:space="preserve">Sesión 8 — Fabric + Copilot + Automatización + Portafolio</w:t>
+        <w:t xml:space="preserve">Sesión 8 — Power BI Service Avanzado + Portafolio + Cierre</w:t>
       </w:r>
     </w:p>
     <w:p>
@@ -6565,7 +6565,7 @@
           <w:sz w:val="22"/>
           <w:szCs w:val="22"/>
         </w:rPr>
-        <w:t xml:space="preserve">Cerrar el programa con features 2026 y plan de monetización.</w:t>
+        <w:t xml:space="preserve">Dominar features avanzadas del Service (Apps, Subscriptions, Data Alerts, Sensitivity Labels, Usage Metrics) y cerrar con tu portafolio público.</w:t>
       </w:r>
     </w:p>
     <w:p>
@@ -6600,97 +6600,97 @@
           <w:sz w:val="22"/>
           <w:szCs w:val="22"/>
         </w:rPr>
-        <w:t xml:space="preserve">Microsoft Fabric: Lakehouse, OneLake, Direct Lake.</w:t>
-      </w:r>
-    </w:p>
-    <w:p>
-      <w:pPr>
-        <w:pStyle w:val="ListParagraph"/>
-        <w:numPr>
-          <w:ilvl w:val="0"/>
-          <w:numId w:val="2"/>
-        </w:numPr>
-        <w:spacing w:after="80" w:line="300"/>
-      </w:pPr>
-      <w:r>
-        <w:rPr>
-          <w:rFonts w:ascii="Calibri" w:cs="Calibri" w:eastAsia="Calibri" w:hAnsi="Calibri"/>
-          <w:sz w:val="22"/>
-          <w:szCs w:val="22"/>
-        </w:rPr>
-        <w:t xml:space="preserve">Direct Lake vs Import vs DirectQuery.</w:t>
-      </w:r>
-    </w:p>
-    <w:p>
-      <w:pPr>
-        <w:pStyle w:val="ListParagraph"/>
-        <w:numPr>
-          <w:ilvl w:val="0"/>
-          <w:numId w:val="2"/>
-        </w:numPr>
-        <w:spacing w:after="80" w:line="300"/>
-      </w:pPr>
-      <w:r>
-        <w:rPr>
-          <w:rFonts w:ascii="Calibri" w:cs="Calibri" w:eastAsia="Calibri" w:hAnsi="Calibri"/>
-          <w:sz w:val="22"/>
-          <w:szCs w:val="22"/>
-        </w:rPr>
-        <w:t xml:space="preserve">Copilot en Power BI: prompts efectivos.</w:t>
-      </w:r>
-    </w:p>
-    <w:p>
-      <w:pPr>
-        <w:pStyle w:val="ListParagraph"/>
-        <w:numPr>
-          <w:ilvl w:val="0"/>
-          <w:numId w:val="2"/>
-        </w:numPr>
-        <w:spacing w:after="80" w:line="300"/>
-      </w:pPr>
-      <w:r>
-        <w:rPr>
-          <w:rFonts w:ascii="Calibri" w:cs="Calibri" w:eastAsia="Calibri" w:hAnsi="Calibri"/>
-          <w:sz w:val="22"/>
-          <w:szCs w:val="22"/>
-        </w:rPr>
-        <w:t xml:space="preserve">Power Automate + n8n: alertas y refresh.</w:t>
-      </w:r>
-    </w:p>
-    <w:p>
-      <w:pPr>
-        <w:pStyle w:val="ListParagraph"/>
-        <w:numPr>
-          <w:ilvl w:val="0"/>
-          <w:numId w:val="2"/>
-        </w:numPr>
-        <w:spacing w:after="80" w:line="300"/>
-      </w:pPr>
-      <w:r>
-        <w:rPr>
-          <w:rFonts w:ascii="Calibri" w:cs="Calibri" w:eastAsia="Calibri" w:hAnsi="Calibri"/>
-          <w:sz w:val="22"/>
-          <w:szCs w:val="22"/>
-        </w:rPr>
-        <w:t xml:space="preserve">Construcción del portafolio público.</w:t>
-      </w:r>
-    </w:p>
-    <w:p>
-      <w:pPr>
-        <w:pStyle w:val="ListParagraph"/>
-        <w:numPr>
-          <w:ilvl w:val="0"/>
-          <w:numId w:val="2"/>
-        </w:numPr>
-        <w:spacing w:after="80" w:line="300"/>
-      </w:pPr>
-      <w:r>
-        <w:rPr>
-          <w:rFonts w:ascii="Calibri" w:cs="Calibri" w:eastAsia="Calibri" w:hAnsi="Calibri"/>
-          <w:sz w:val="22"/>
-          <w:szCs w:val="22"/>
-        </w:rPr>
-        <w:t xml:space="preserve">Plan de monetización: cómo cobrar tu primer freelance.</w:t>
+        <w:t xml:space="preserve">Power BI Apps: distribución profesional a usuarios finales.</w:t>
+      </w:r>
+    </w:p>
+    <w:p>
+      <w:pPr>
+        <w:pStyle w:val="ListParagraph"/>
+        <w:numPr>
+          <w:ilvl w:val="0"/>
+          <w:numId w:val="2"/>
+        </w:numPr>
+        <w:spacing w:after="80" w:line="300"/>
+      </w:pPr>
+      <w:r>
+        <w:rPr>
+          <w:rFonts w:ascii="Calibri" w:cs="Calibri" w:eastAsia="Calibri" w:hAnsi="Calibri"/>
+          <w:sz w:val="22"/>
+          <w:szCs w:val="22"/>
+        </w:rPr>
+        <w:t xml:space="preserve">Subscriptions y Data Alerts nativas.</w:t>
+      </w:r>
+    </w:p>
+    <w:p>
+      <w:pPr>
+        <w:pStyle w:val="ListParagraph"/>
+        <w:numPr>
+          <w:ilvl w:val="0"/>
+          <w:numId w:val="2"/>
+        </w:numPr>
+        <w:spacing w:after="80" w:line="300"/>
+      </w:pPr>
+      <w:r>
+        <w:rPr>
+          <w:rFonts w:ascii="Calibri" w:cs="Calibri" w:eastAsia="Calibri" w:hAnsi="Calibri"/>
+          <w:sz w:val="22"/>
+          <w:szCs w:val="22"/>
+        </w:rPr>
+        <w:t xml:space="preserve">Sensitivity Labels y Microsoft Information Protection.</w:t>
+      </w:r>
+    </w:p>
+    <w:p>
+      <w:pPr>
+        <w:pStyle w:val="ListParagraph"/>
+        <w:numPr>
+          <w:ilvl w:val="0"/>
+          <w:numId w:val="2"/>
+        </w:numPr>
+        <w:spacing w:after="80" w:line="300"/>
+      </w:pPr>
+      <w:r>
+        <w:rPr>
+          <w:rFonts w:ascii="Calibri" w:cs="Calibri" w:eastAsia="Calibri" w:hAnsi="Calibri"/>
+          <w:sz w:val="22"/>
+          <w:szCs w:val="22"/>
+        </w:rPr>
+        <w:t xml:space="preserve">Usage Metrics y análisis de adopción del workspace.</w:t>
+      </w:r>
+    </w:p>
+    <w:p>
+      <w:pPr>
+        <w:pStyle w:val="ListParagraph"/>
+        <w:numPr>
+          <w:ilvl w:val="0"/>
+          <w:numId w:val="2"/>
+        </w:numPr>
+        <w:spacing w:after="80" w:line="300"/>
+      </w:pPr>
+      <w:r>
+        <w:rPr>
+          <w:rFonts w:ascii="Calibri" w:cs="Calibri" w:eastAsia="Calibri" w:hAnsi="Calibri"/>
+          <w:sz w:val="22"/>
+          <w:szCs w:val="22"/>
+        </w:rPr>
+        <w:t xml:space="preserve">Construcción del portafolio público en LinkedIn.</w:t>
+      </w:r>
+    </w:p>
+    <w:p>
+      <w:pPr>
+        <w:pStyle w:val="ListParagraph"/>
+        <w:numPr>
+          <w:ilvl w:val="0"/>
+          <w:numId w:val="2"/>
+        </w:numPr>
+        <w:spacing w:after="80" w:line="300"/>
+      </w:pPr>
+      <w:r>
+        <w:rPr>
+          <w:rFonts w:ascii="Calibri" w:cs="Calibri" w:eastAsia="Calibri" w:hAnsi="Calibri"/>
+          <w:sz w:val="22"/>
+          <w:szCs w:val="22"/>
+        </w:rPr>
+        <w:t xml:space="preserve">Plan de monetización Power BI 90 días.</w:t>
       </w:r>
     </w:p>
     <w:p>
@@ -6736,7 +6736,7 @@
           <w:sz w:val="22"/>
           <w:szCs w:val="22"/>
         </w:rPr>
-        <w:t xml:space="preserve">Copilot funciona mejor con nombres semánticos (FechaVenta no Fecha1).</w:t>
+        <w:t xml:space="preserve">Apps siempre que distribuyas a 5+ personas. Mejor performance.</w:t>
       </w:r>
     </w:p>
     <w:p>
@@ -6765,7 +6765,7 @@
           <w:sz w:val="22"/>
           <w:szCs w:val="22"/>
         </w:rPr>
-        <w:t xml:space="preserve">Direct Lake = velocidad de Import sin recargas.</w:t>
+        <w:t xml:space="preserve">Data Alerts solo viven en Dashboards (tiles), no en visuales de reporte.</w:t>
       </w:r>
     </w:p>
     <w:p>
@@ -6794,7 +6794,7 @@
           <w:sz w:val="22"/>
           <w:szCs w:val="22"/>
         </w:rPr>
-        <w:t xml:space="preserve">Power Automate "Export Power BI report" para PDFs automáticos.</w:t>
+        <w:t xml:space="preserve">Sensitivity Labels heredan al exportar (PDF/Excel mantienen cifrado).</w:t>
       </w:r>
     </w:p>
     <w:p>
@@ -6823,7 +6823,7 @@
           <w:sz w:val="22"/>
           <w:szCs w:val="22"/>
         </w:rPr>
-        <w:t xml:space="preserve">Semantic Link → escribir modelos a producción desde Python.</w:t>
+        <w:t xml:space="preserve">Usage Metrics &gt; 90 días sin acceso = candidato a archivar.</w:t>
       </w:r>
     </w:p>
     <w:p>
@@ -6852,7 +6852,7 @@
           <w:sz w:val="22"/>
           <w:szCs w:val="22"/>
         </w:rPr>
-        <w:t xml:space="preserve">Tu portafolio LinkedIn pesa más que un certificado.</w:t>
+        <w:t xml:space="preserve">Tu portafolio LinkedIn pesa 5× un certificado.</w:t>
       </w:r>
     </w:p>
     <w:p>
@@ -6897,7 +6897,7 @@
           <w:sz w:val="22"/>
           <w:szCs w:val="22"/>
         </w:rPr>
-        <w:t xml:space="preserve">Flujo de alertas activo + 1 dashboard demo público + plan a 90 días.</w:t>
+        <w:t xml:space="preserve">1 App publicada + 1 Subscription + 1 Data Alert + 1 dashboard demo público en LinkedIn.</w:t>
       </w:r>
     </w:p>
     <w:p>
@@ -6914,7 +6914,7 @@
           <w:sz w:val="28"/>
           <w:szCs w:val="28"/>
         </w:rPr>
-        <w:t xml:space="preserve">Sesión 9 — Microsoft Fabric + Direct Lake Mode</w:t>
+        <w:t xml:space="preserve">Sesión 9 — DAX Avanzado — Patterns Empresariales</w:t>
       </w:r>
     </w:p>
     <w:p>
@@ -6969,7 +6969,7 @@
           <w:sz w:val="22"/>
           <w:szCs w:val="22"/>
         </w:rPr>
-        <w:t xml:space="preserve">Configurar Fabric, entender OneLake y publicar un modelo en Direct Lake.</w:t>
+        <w:t xml:space="preserve">Construir 5 patterns DAX que resuelven preguntas reales de negocio: cohort analysis, ABC/Pareto dinámico, RFM scoring, customer churn, basket analysis básico.</w:t>
       </w:r>
     </w:p>
     <w:p>
@@ -7004,79 +7004,79 @@
           <w:sz w:val="22"/>
           <w:szCs w:val="22"/>
         </w:rPr>
-        <w:t xml:space="preserve">Fabric capacity (F2/F4/F64): cuándo cada uno.</w:t>
-      </w:r>
-    </w:p>
-    <w:p>
-      <w:pPr>
-        <w:pStyle w:val="ListParagraph"/>
-        <w:numPr>
-          <w:ilvl w:val="0"/>
-          <w:numId w:val="2"/>
-        </w:numPr>
-        <w:spacing w:after="80" w:line="300"/>
-      </w:pPr>
-      <w:r>
-        <w:rPr>
-          <w:rFonts w:ascii="Calibri" w:cs="Calibri" w:eastAsia="Calibri" w:hAnsi="Calibri"/>
-          <w:sz w:val="22"/>
-          <w:szCs w:val="22"/>
-        </w:rPr>
-        <w:t xml:space="preserve">OneLake: el storage unificado de Microsoft.</w:t>
-      </w:r>
-    </w:p>
-    <w:p>
-      <w:pPr>
-        <w:pStyle w:val="ListParagraph"/>
-        <w:numPr>
-          <w:ilvl w:val="0"/>
-          <w:numId w:val="2"/>
-        </w:numPr>
-        <w:spacing w:after="80" w:line="300"/>
-      </w:pPr>
-      <w:r>
-        <w:rPr>
-          <w:rFonts w:ascii="Calibri" w:cs="Calibri" w:eastAsia="Calibri" w:hAnsi="Calibri"/>
-          <w:sz w:val="22"/>
-          <w:szCs w:val="22"/>
-        </w:rPr>
-        <w:t xml:space="preserve">Lakehouse vs Warehouse vs SQL Endpoint.</w:t>
-      </w:r>
-    </w:p>
-    <w:p>
-      <w:pPr>
-        <w:pStyle w:val="ListParagraph"/>
-        <w:numPr>
-          <w:ilvl w:val="0"/>
-          <w:numId w:val="2"/>
-        </w:numPr>
-        <w:spacing w:after="80" w:line="300"/>
-      </w:pPr>
-      <w:r>
-        <w:rPr>
-          <w:rFonts w:ascii="Calibri" w:cs="Calibri" w:eastAsia="Calibri" w:hAnsi="Calibri"/>
-          <w:sz w:val="22"/>
-          <w:szCs w:val="22"/>
-        </w:rPr>
-        <w:t xml:space="preserve">Direct Lake: velocidad de Import sin recargas.</w:t>
-      </w:r>
-    </w:p>
-    <w:p>
-      <w:pPr>
-        <w:pStyle w:val="ListParagraph"/>
-        <w:numPr>
-          <w:ilvl w:val="0"/>
-          <w:numId w:val="2"/>
-        </w:numPr>
-        <w:spacing w:after="80" w:line="300"/>
-      </w:pPr>
-      <w:r>
-        <w:rPr>
-          <w:rFonts w:ascii="Calibri" w:cs="Calibri" w:eastAsia="Calibri" w:hAnsi="Calibri"/>
-          <w:sz w:val="22"/>
-          <w:szCs w:val="22"/>
-        </w:rPr>
-        <w:t xml:space="preserve">Semantic models en Fabric: ventajas vs Power BI Service tradicional.</w:t>
+        <w:t xml:space="preserve">Cohort analysis con DAX (retención mensual de clientes).</w:t>
+      </w:r>
+    </w:p>
+    <w:p>
+      <w:pPr>
+        <w:pStyle w:val="ListParagraph"/>
+        <w:numPr>
+          <w:ilvl w:val="0"/>
+          <w:numId w:val="2"/>
+        </w:numPr>
+        <w:spacing w:after="80" w:line="300"/>
+      </w:pPr>
+      <w:r>
+        <w:rPr>
+          <w:rFonts w:ascii="Calibri" w:cs="Calibri" w:eastAsia="Calibri" w:hAnsi="Calibri"/>
+          <w:sz w:val="22"/>
+          <w:szCs w:val="22"/>
+        </w:rPr>
+        <w:t xml:space="preserve">ABC analysis dinámico (clasificación 80/20 que se recalcula con filtros).</w:t>
+      </w:r>
+    </w:p>
+    <w:p>
+      <w:pPr>
+        <w:pStyle w:val="ListParagraph"/>
+        <w:numPr>
+          <w:ilvl w:val="0"/>
+          <w:numId w:val="2"/>
+        </w:numPr>
+        <w:spacing w:after="80" w:line="300"/>
+      </w:pPr>
+      <w:r>
+        <w:rPr>
+          <w:rFonts w:ascii="Calibri" w:cs="Calibri" w:eastAsia="Calibri" w:hAnsi="Calibri"/>
+          <w:sz w:val="22"/>
+          <w:szCs w:val="22"/>
+        </w:rPr>
+        <w:t xml:space="preserve">RFM scoring (Recency, Frequency, Monetary).</w:t>
+      </w:r>
+    </w:p>
+    <w:p>
+      <w:pPr>
+        <w:pStyle w:val="ListParagraph"/>
+        <w:numPr>
+          <w:ilvl w:val="0"/>
+          <w:numId w:val="2"/>
+        </w:numPr>
+        <w:spacing w:after="80" w:line="300"/>
+      </w:pPr>
+      <w:r>
+        <w:rPr>
+          <w:rFonts w:ascii="Calibri" w:cs="Calibri" w:eastAsia="Calibri" w:hAnsi="Calibri"/>
+          <w:sz w:val="22"/>
+          <w:szCs w:val="22"/>
+        </w:rPr>
+        <w:t xml:space="preserve">Customer churn analysis y estado del cliente.</w:t>
+      </w:r>
+    </w:p>
+    <w:p>
+      <w:pPr>
+        <w:pStyle w:val="ListParagraph"/>
+        <w:numPr>
+          <w:ilvl w:val="0"/>
+          <w:numId w:val="2"/>
+        </w:numPr>
+        <w:spacing w:after="80" w:line="300"/>
+      </w:pPr>
+      <w:r>
+        <w:rPr>
+          <w:rFonts w:ascii="Calibri" w:cs="Calibri" w:eastAsia="Calibri" w:hAnsi="Calibri"/>
+          <w:sz w:val="22"/>
+          <w:szCs w:val="22"/>
+        </w:rPr>
+        <w:t xml:space="preserve">Basket analysis básico (productos co-comprados).</w:t>
       </w:r>
     </w:p>
     <w:p>
@@ -7122,7 +7122,7 @@
           <w:sz w:val="22"/>
           <w:szCs w:val="22"/>
         </w:rPr>
-        <w:t xml:space="preserve">Direct Lake requiere Fabric capacity (F64+ para producción seria).</w:t>
+        <w:t xml:space="preserve">Cohort exigente para el motor — limita a 24 meses para velocidad.</w:t>
       </w:r>
     </w:p>
     <w:p>
@@ -7151,7 +7151,7 @@
           <w:sz w:val="22"/>
           <w:szCs w:val="22"/>
         </w:rPr>
-        <w:t xml:space="preserve">Para datos &lt; 1GB: Import sigue siendo más simple y barato.</w:t>
+        <w:t xml:space="preserve">ABC dinámico lento con &gt; 10K productos. Considera columnas calculadas.</w:t>
       </w:r>
     </w:p>
     <w:p>
@@ -7180,7 +7180,7 @@
           <w:sz w:val="22"/>
           <w:szCs w:val="22"/>
         </w:rPr>
-        <w:t xml:space="preserve">OneLake Shortcuts: leer datos de S3/Azure sin moverlos.</w:t>
+        <w:t xml:space="preserve">RFM combinado funciona como string para slicers; como número para sort.</w:t>
       </w:r>
     </w:p>
     <w:p>
@@ -7209,7 +7209,7 @@
           <w:sz w:val="22"/>
           <w:szCs w:val="22"/>
         </w:rPr>
-        <w:t xml:space="preserve">Notebook Spark + DataFrame &gt; carga directo al Lakehouse → modelo Direct Lake.</w:t>
+        <w:t xml:space="preserve">Churn definition cambia por industria. Documenta el umbral.</w:t>
       </w:r>
     </w:p>
     <w:p>
@@ -7238,7 +7238,7 @@
           <w:sz w:val="22"/>
           <w:szCs w:val="22"/>
         </w:rPr>
-        <w:t xml:space="preserve">Fallback automático a DirectQuery si Direct Lake no puede.</w:t>
+        <w:t xml:space="preserve">Basket analysis verdadero requiere FP-Growth. En DAX es aproximación.</w:t>
       </w:r>
     </w:p>
     <w:p>
@@ -7283,7 +7283,7 @@
           <w:sz w:val="22"/>
           <w:szCs w:val="22"/>
         </w:rPr>
-        <w:t xml:space="preserve">Lakehouse + Direct Lake semantic model + reporte productivo.</w:t>
+        <w:t xml:space="preserve">5 visuales nuevos en página "Análisis Avanzado" + library de medidas reusables.</w:t>
       </w:r>
     </w:p>
     <w:p>
@@ -7300,7 +7300,7 @@
           <w:sz w:val="28"/>
           <w:szCs w:val="28"/>
         </w:rPr>
-        <w:t xml:space="preserve">Sesión 10 — Python + Power BI con Semantic Link</w:t>
+        <w:t xml:space="preserve">Sesión 10 — Visualización Avanzada y Storytelling</w:t>
       </w:r>
     </w:p>
     <w:p>
@@ -7355,7 +7355,7 @@
           <w:sz w:val="22"/>
           <w:szCs w:val="22"/>
         </w:rPr>
-        <w:t xml:space="preserve">Leer y escribir modelos de Power BI desde notebooks Python.</w:t>
+        <w:t xml:space="preserve">Dominar el arsenal visual de Power BI: custom visuals AppSource, bookmarks multi-estado, drill-through avanzado, tooltip pages y temas JSON profundos.</w:t>
       </w:r>
     </w:p>
     <w:p>
@@ -7390,79 +7390,97 @@
           <w:sz w:val="22"/>
           <w:szCs w:val="22"/>
         </w:rPr>
-        <w:t xml:space="preserve">sempy: la librería de Microsoft para Power BI desde Python.</w:t>
-      </w:r>
-    </w:p>
-    <w:p>
-      <w:pPr>
-        <w:pStyle w:val="ListParagraph"/>
-        <w:numPr>
-          <w:ilvl w:val="0"/>
-          <w:numId w:val="2"/>
-        </w:numPr>
-        <w:spacing w:after="80" w:line="300"/>
-      </w:pPr>
-      <w:r>
-        <w:rPr>
-          <w:rFonts w:ascii="Calibri" w:cs="Calibri" w:eastAsia="Calibri" w:hAnsi="Calibri"/>
-          <w:sz w:val="22"/>
-          <w:szCs w:val="22"/>
-        </w:rPr>
-        <w:t xml:space="preserve">Conectar a un dataset publicado y ejecutar DAX desde Python.</w:t>
-      </w:r>
-    </w:p>
-    <w:p>
-      <w:pPr>
-        <w:pStyle w:val="ListParagraph"/>
-        <w:numPr>
-          <w:ilvl w:val="0"/>
-          <w:numId w:val="2"/>
-        </w:numPr>
-        <w:spacing w:after="80" w:line="300"/>
-      </w:pPr>
-      <w:r>
-        <w:rPr>
-          <w:rFonts w:ascii="Calibri" w:cs="Calibri" w:eastAsia="Calibri" w:hAnsi="Calibri"/>
-          <w:sz w:val="22"/>
-          <w:szCs w:val="22"/>
-        </w:rPr>
-        <w:t xml:space="preserve">pandas + DataFrame de Power BI: análisis exploratorio profesional.</w:t>
-      </w:r>
-    </w:p>
-    <w:p>
-      <w:pPr>
-        <w:pStyle w:val="ListParagraph"/>
-        <w:numPr>
-          <w:ilvl w:val="0"/>
-          <w:numId w:val="2"/>
-        </w:numPr>
-        <w:spacing w:after="80" w:line="300"/>
-      </w:pPr>
-      <w:r>
-        <w:rPr>
-          <w:rFonts w:ascii="Calibri" w:cs="Calibri" w:eastAsia="Calibri" w:hAnsi="Calibri"/>
-          <w:sz w:val="22"/>
-          <w:szCs w:val="22"/>
-        </w:rPr>
-        <w:t xml:space="preserve">Escribir back al modelo: refresh programático.</w:t>
-      </w:r>
-    </w:p>
-    <w:p>
-      <w:pPr>
-        <w:pStyle w:val="ListParagraph"/>
-        <w:numPr>
-          <w:ilvl w:val="0"/>
-          <w:numId w:val="2"/>
-        </w:numPr>
-        <w:spacing w:after="80" w:line="300"/>
-      </w:pPr>
-      <w:r>
-        <w:rPr>
-          <w:rFonts w:ascii="Calibri" w:cs="Calibri" w:eastAsia="Calibri" w:hAnsi="Calibri"/>
-          <w:sz w:val="22"/>
-          <w:szCs w:val="22"/>
-        </w:rPr>
-        <w:t xml:space="preserve">ML básico con scikit-learn aplicado a datos de Power BI.</w:t>
+        <w:t xml:space="preserve">Custom Visuals AppSource: cuáles instalar y cuáles evitar.</w:t>
+      </w:r>
+    </w:p>
+    <w:p>
+      <w:pPr>
+        <w:pStyle w:val="ListParagraph"/>
+        <w:numPr>
+          <w:ilvl w:val="0"/>
+          <w:numId w:val="2"/>
+        </w:numPr>
+        <w:spacing w:after="80" w:line="300"/>
+      </w:pPr>
+      <w:r>
+        <w:rPr>
+          <w:rFonts w:ascii="Calibri" w:cs="Calibri" w:eastAsia="Calibri" w:hAnsi="Calibri"/>
+          <w:sz w:val="22"/>
+          <w:szCs w:val="22"/>
+        </w:rPr>
+        <w:t xml:space="preserve">Bookmarks multi-estado para storytelling.</w:t>
+      </w:r>
+    </w:p>
+    <w:p>
+      <w:pPr>
+        <w:pStyle w:val="ListParagraph"/>
+        <w:numPr>
+          <w:ilvl w:val="0"/>
+          <w:numId w:val="2"/>
+        </w:numPr>
+        <w:spacing w:after="80" w:line="300"/>
+      </w:pPr>
+      <w:r>
+        <w:rPr>
+          <w:rFonts w:ascii="Calibri" w:cs="Calibri" w:eastAsia="Calibri" w:hAnsi="Calibri"/>
+          <w:sz w:val="22"/>
+          <w:szCs w:val="22"/>
+        </w:rPr>
+        <w:t xml:space="preserve">Drill-through entre páginas con bookmarks de navegación.</w:t>
+      </w:r>
+    </w:p>
+    <w:p>
+      <w:pPr>
+        <w:pStyle w:val="ListParagraph"/>
+        <w:numPr>
+          <w:ilvl w:val="0"/>
+          <w:numId w:val="2"/>
+        </w:numPr>
+        <w:spacing w:after="80" w:line="300"/>
+      </w:pPr>
+      <w:r>
+        <w:rPr>
+          <w:rFonts w:ascii="Calibri" w:cs="Calibri" w:eastAsia="Calibri" w:hAnsi="Calibri"/>
+          <w:sz w:val="22"/>
+          <w:szCs w:val="22"/>
+        </w:rPr>
+        <w:t xml:space="preserve">Tooltip pages: tooltips con visuales completos (320×240).</w:t>
+      </w:r>
+    </w:p>
+    <w:p>
+      <w:pPr>
+        <w:pStyle w:val="ListParagraph"/>
+        <w:numPr>
+          <w:ilvl w:val="0"/>
+          <w:numId w:val="2"/>
+        </w:numPr>
+        <w:spacing w:after="80" w:line="300"/>
+      </w:pPr>
+      <w:r>
+        <w:rPr>
+          <w:rFonts w:ascii="Calibri" w:cs="Calibri" w:eastAsia="Calibri" w:hAnsi="Calibri"/>
+          <w:sz w:val="22"/>
+          <w:szCs w:val="22"/>
+        </w:rPr>
+        <w:t xml:space="preserve">Temas JSON profundos: tipografía, formatos, estilos por visual.</w:t>
+      </w:r>
+    </w:p>
+    <w:p>
+      <w:pPr>
+        <w:pStyle w:val="ListParagraph"/>
+        <w:numPr>
+          <w:ilvl w:val="0"/>
+          <w:numId w:val="2"/>
+        </w:numPr>
+        <w:spacing w:after="80" w:line="300"/>
+      </w:pPr>
+      <w:r>
+        <w:rPr>
+          <w:rFonts w:ascii="Calibri" w:cs="Calibri" w:eastAsia="Calibri" w:hAnsi="Calibri"/>
+          <w:sz w:val="22"/>
+          <w:szCs w:val="22"/>
+        </w:rPr>
+        <w:t xml:space="preserve">Buttons + Actions: navegación tipo app.</w:t>
       </w:r>
     </w:p>
     <w:p>
@@ -7508,7 +7526,7 @@
           <w:sz w:val="22"/>
           <w:szCs w:val="22"/>
         </w:rPr>
-        <w:t xml:space="preserve">Notebook en Fabric tiene sempy preinstalado — fastest setup.</w:t>
+        <w:t xml:space="preserve">Tooltip pages 320×240 — más grande es molesto al hover.</w:t>
       </w:r>
     </w:p>
     <w:p>
@@ -7537,7 +7555,7 @@
           <w:sz w:val="22"/>
           <w:szCs w:val="22"/>
         </w:rPr>
-        <w:t xml:space="preserve">Para análisis exploratorio: pandas &gt; Power BI visualizaciones.</w:t>
+        <w:t xml:space="preserve">Bookmarks: si cambias visuales, actualiza con click derecho → Update.</w:t>
       </w:r>
     </w:p>
     <w:p>
@@ -7566,7 +7584,7 @@
           <w:sz w:val="22"/>
           <w:szCs w:val="22"/>
         </w:rPr>
-        <w:t xml:space="preserve">evaluate_dax() te deja debuggear medidas con asserts.</w:t>
+        <w:t xml:space="preserve">Drill-through cross-report requiere Premium o PPU.</w:t>
       </w:r>
     </w:p>
     <w:p>
@@ -7595,7 +7613,7 @@
           <w:sz w:val="22"/>
           <w:szCs w:val="22"/>
         </w:rPr>
-        <w:t xml:space="preserve">Plotly desde notebook → exportable a HTML embebible en Power BI.</w:t>
+        <w:t xml:space="preserve">Custom visuals certificados (Microsoft) son seguros.</w:t>
       </w:r>
     </w:p>
     <w:p>
@@ -7624,7 +7642,7 @@
           <w:sz w:val="22"/>
           <w:szCs w:val="22"/>
         </w:rPr>
-        <w:t xml:space="preserve">TMDL: el formato texto de los modelos. Editable como código.</w:t>
+        <w:t xml:space="preserve">Esconder panel de páginas → forzar navegación por botones.</w:t>
       </w:r>
     </w:p>
     <w:p>
@@ -7669,7 +7687,7 @@
           <w:sz w:val="22"/>
           <w:szCs w:val="22"/>
         </w:rPr>
-        <w:t xml:space="preserve">Notebook que conecta a tu modelo, hace EDA y entrega un PNG con insights.</w:t>
+        <w:t xml:space="preserve">Reporte tipo app: bookmarks, tooltips ricos, drill-through, navegación por botones, tema corporativo.</w:t>
       </w:r>
     </w:p>
     <w:p>
@@ -7686,7 +7704,7 @@
           <w:sz w:val="28"/>
           <w:szCs w:val="28"/>
         </w:rPr>
-        <w:t xml:space="preserve">Sesión 11 — AI Agents para BI (n8n + Anthropic + Power BI)</w:t>
+        <w:t xml:space="preserve">Sesión 11 — Power BI en Producción Corporativa (.pbip + TMDL + Git)</w:t>
       </w:r>
     </w:p>
     <w:p>
@@ -7741,7 +7759,7 @@
           <w:sz w:val="22"/>
           <w:szCs w:val="22"/>
         </w:rPr>
-        <w:t xml:space="preserve">Construir un agente que monitorea tu modelo y reporta hallazgos en lenguaje natural.</w:t>
+        <w:t xml:space="preserve">Llevar Power BI a producción profesional: versionado Git con .pbip + TMDL, ALM Toolkit para deploys, REST API para automatización, sensitivity labels, audit logs.</w:t>
       </w:r>
     </w:p>
     <w:p>
@@ -7776,97 +7794,97 @@
           <w:sz w:val="22"/>
           <w:szCs w:val="22"/>
         </w:rPr>
-        <w:t xml:space="preserve">n8n self-hosted: nodes esenciales para BI.</w:t>
-      </w:r>
-    </w:p>
-    <w:p>
-      <w:pPr>
-        <w:pStyle w:val="ListParagraph"/>
-        <w:numPr>
-          <w:ilvl w:val="0"/>
-          <w:numId w:val="2"/>
-        </w:numPr>
-        <w:spacing w:after="80" w:line="300"/>
-      </w:pPr>
-      <w:r>
-        <w:rPr>
-          <w:rFonts w:ascii="Calibri" w:cs="Calibri" w:eastAsia="Calibri" w:hAnsi="Calibri"/>
-          <w:sz w:val="22"/>
-          <w:szCs w:val="22"/>
-        </w:rPr>
-        <w:t xml:space="preserve">Anthropic Claude API: prompts efectivos para datos.</w:t>
-      </w:r>
-    </w:p>
-    <w:p>
-      <w:pPr>
-        <w:pStyle w:val="ListParagraph"/>
-        <w:numPr>
-          <w:ilvl w:val="0"/>
-          <w:numId w:val="2"/>
-        </w:numPr>
-        <w:spacing w:after="80" w:line="300"/>
-      </w:pPr>
-      <w:r>
-        <w:rPr>
-          <w:rFonts w:ascii="Calibri" w:cs="Calibri" w:eastAsia="Calibri" w:hAnsi="Calibri"/>
-          <w:sz w:val="22"/>
-          <w:szCs w:val="22"/>
-        </w:rPr>
-        <w:t xml:space="preserve">Pattern: Power BI REST API → datos → Claude → narrativa → email/WhatsApp.</w:t>
-      </w:r>
-    </w:p>
-    <w:p>
-      <w:pPr>
-        <w:pStyle w:val="ListParagraph"/>
-        <w:numPr>
-          <w:ilvl w:val="0"/>
-          <w:numId w:val="2"/>
-        </w:numPr>
-        <w:spacing w:after="80" w:line="300"/>
-      </w:pPr>
-      <w:r>
-        <w:rPr>
-          <w:rFonts w:ascii="Calibri" w:cs="Calibri" w:eastAsia="Calibri" w:hAnsi="Calibri"/>
-          <w:sz w:val="22"/>
-          <w:szCs w:val="22"/>
-        </w:rPr>
-        <w:t xml:space="preserve">RAG con tu documentación interna (medidas, KPIs).</w:t>
-      </w:r>
-    </w:p>
-    <w:p>
-      <w:pPr>
-        <w:pStyle w:val="ListParagraph"/>
-        <w:numPr>
-          <w:ilvl w:val="0"/>
-          <w:numId w:val="2"/>
-        </w:numPr>
-        <w:spacing w:after="80" w:line="300"/>
-      </w:pPr>
-      <w:r>
-        <w:rPr>
-          <w:rFonts w:ascii="Calibri" w:cs="Calibri" w:eastAsia="Calibri" w:hAnsi="Calibri"/>
-          <w:sz w:val="22"/>
-          <w:szCs w:val="22"/>
-        </w:rPr>
-        <w:t xml:space="preserve">Multi-agent: planner / executor / reviewer.</w:t>
-      </w:r>
-    </w:p>
-    <w:p>
-      <w:pPr>
-        <w:pStyle w:val="ListParagraph"/>
-        <w:numPr>
-          <w:ilvl w:val="0"/>
-          <w:numId w:val="2"/>
-        </w:numPr>
-        <w:spacing w:after="80" w:line="300"/>
-      </w:pPr>
-      <w:r>
-        <w:rPr>
-          <w:rFonts w:ascii="Calibri" w:cs="Calibri" w:eastAsia="Calibri" w:hAnsi="Calibri"/>
-          <w:sz w:val="22"/>
-          <w:szCs w:val="22"/>
-        </w:rPr>
-        <w:t xml:space="preserve">Costos y latencia: cuándo Haiku, cuándo Sonnet.</w:t>
+        <w:t xml:space="preserve">Power BI Project (.pbip) y formato TMDL (texto plano editable).</w:t>
+      </w:r>
+    </w:p>
+    <w:p>
+      <w:pPr>
+        <w:pStyle w:val="ListParagraph"/>
+        <w:numPr>
+          <w:ilvl w:val="0"/>
+          <w:numId w:val="2"/>
+        </w:numPr>
+        <w:spacing w:after="80" w:line="300"/>
+      </w:pPr>
+      <w:r>
+        <w:rPr>
+          <w:rFonts w:ascii="Calibri" w:cs="Calibri" w:eastAsia="Calibri" w:hAnsi="Calibri"/>
+          <w:sz w:val="22"/>
+          <w:szCs w:val="22"/>
+        </w:rPr>
+        <w:t xml:space="preserve">Versionado del modelo con Git (commits, branches, PRs).</w:t>
+      </w:r>
+    </w:p>
+    <w:p>
+      <w:pPr>
+        <w:pStyle w:val="ListParagraph"/>
+        <w:numPr>
+          <w:ilvl w:val="0"/>
+          <w:numId w:val="2"/>
+        </w:numPr>
+        <w:spacing w:after="80" w:line="300"/>
+      </w:pPr>
+      <w:r>
+        <w:rPr>
+          <w:rFonts w:ascii="Calibri" w:cs="Calibri" w:eastAsia="Calibri" w:hAnsi="Calibri"/>
+          <w:sz w:val="22"/>
+          <w:szCs w:val="22"/>
+        </w:rPr>
+        <w:t xml:space="preserve">ALM Toolkit: diff y deploy selectivo de modelos.</w:t>
+      </w:r>
+    </w:p>
+    <w:p>
+      <w:pPr>
+        <w:pStyle w:val="ListParagraph"/>
+        <w:numPr>
+          <w:ilvl w:val="0"/>
+          <w:numId w:val="2"/>
+        </w:numPr>
+        <w:spacing w:after="80" w:line="300"/>
+      </w:pPr>
+      <w:r>
+        <w:rPr>
+          <w:rFonts w:ascii="Calibri" w:cs="Calibri" w:eastAsia="Calibri" w:hAnsi="Calibri"/>
+          <w:sz w:val="22"/>
+          <w:szCs w:val="22"/>
+        </w:rPr>
+        <w:t xml:space="preserve">Power BI REST API: refresh, exports, asignar roles RLS.</w:t>
+      </w:r>
+    </w:p>
+    <w:p>
+      <w:pPr>
+        <w:pStyle w:val="ListParagraph"/>
+        <w:numPr>
+          <w:ilvl w:val="0"/>
+          <w:numId w:val="2"/>
+        </w:numPr>
+        <w:spacing w:after="80" w:line="300"/>
+      </w:pPr>
+      <w:r>
+        <w:rPr>
+          <w:rFonts w:ascii="Calibri" w:cs="Calibri" w:eastAsia="Calibri" w:hAnsi="Calibri"/>
+          <w:sz w:val="22"/>
+          <w:szCs w:val="22"/>
+        </w:rPr>
+        <w:t xml:space="preserve">Sensitivity Labels y Microsoft Information Protection.</w:t>
+      </w:r>
+    </w:p>
+    <w:p>
+      <w:pPr>
+        <w:pStyle w:val="ListParagraph"/>
+        <w:numPr>
+          <w:ilvl w:val="0"/>
+          <w:numId w:val="2"/>
+        </w:numPr>
+        <w:spacing w:after="80" w:line="300"/>
+      </w:pPr>
+      <w:r>
+        <w:rPr>
+          <w:rFonts w:ascii="Calibri" w:cs="Calibri" w:eastAsia="Calibri" w:hAnsi="Calibri"/>
+          <w:sz w:val="22"/>
+          <w:szCs w:val="22"/>
+        </w:rPr>
+        <w:t xml:space="preserve">Audit logs y monitoreo de uso (M365 Admin Center).</w:t>
       </w:r>
     </w:p>
     <w:p>
@@ -7912,7 +7930,7 @@
           <w:sz w:val="22"/>
           <w:szCs w:val="22"/>
         </w:rPr>
-        <w:t xml:space="preserve">Claude Sonnet ideal para análisis de datos numéricos (no Haiku).</w:t>
+        <w:t xml:space="preserve">.pbip + TMDL es el futuro. Migra si tu organización usa Power BI seriamente.</w:t>
       </w:r>
     </w:p>
     <w:p>
@@ -7941,7 +7959,7 @@
           <w:sz w:val="22"/>
           <w:szCs w:val="22"/>
         </w:rPr>
-        <w:t xml:space="preserve">Pasa SOLO los datos relevantes al LLM (no el dataset completo).</w:t>
+        <w:t xml:space="preserve">ALM Toolkit es gratuito y SALVA proyectos en deploys grandes.</w:t>
       </w:r>
     </w:p>
     <w:p>
@@ -7970,7 +7988,7 @@
           <w:sz w:val="22"/>
           <w:szCs w:val="22"/>
         </w:rPr>
-        <w:t xml:space="preserve">System prompt con persona de "analista junior" mejora calidad.</w:t>
+        <w:t xml:space="preserve">Service Principal &gt; User token siempre. No expira en 90 días.</w:t>
       </w:r>
     </w:p>
     <w:p>
@@ -7999,7 +8017,7 @@
           <w:sz w:val="22"/>
           <w:szCs w:val="22"/>
         </w:rPr>
-        <w:t xml:space="preserve">n8n Schedule trigger + Anthropic node = briefing diario al WhatsApp.</w:t>
+        <w:t xml:space="preserve">Sensitivity Labels heredan al exportar (PDF/Excel mantienen cifrado).</w:t>
       </w:r>
     </w:p>
     <w:p>
@@ -8028,7 +8046,7 @@
           <w:sz w:val="22"/>
           <w:szCs w:val="22"/>
         </w:rPr>
-        <w:t xml:space="preserve">Cache de respuestas con Redis cuando consultas son repetidas.</w:t>
+        <w:t xml:space="preserve">Audit logs son el aliado #1 ante un auditor externo.</w:t>
       </w:r>
     </w:p>
     <w:p>
@@ -8073,7 +8091,7 @@
           <w:sz w:val="22"/>
           <w:szCs w:val="22"/>
         </w:rPr>
-        <w:t xml:space="preserve">Agente n8n que envía briefing diario al WhatsApp con análisis del día.</w:t>
+        <w:t xml:space="preserve">Repo Git con .pbip + 2 commits, ALM Toolkit comparando 2 versiones, Service Principal en Azure AD, sensitivity labels.</w:t>
       </w:r>
     </w:p>
     <w:p>
@@ -8696,7 +8714,7 @@
           <w:sz w:val="22"/>
           <w:szCs w:val="22"/>
         </w:rPr>
-        <w:t xml:space="preserve">Agente n8n + Anthropic enviando briefing diario al WhatsApp.</w:t>
+        <w:t xml:space="preserve">Agente Power BI Subscriptions + Smart Narrative enviando briefing diario al WhatsApp.</w:t>
       </w:r>
     </w:p>
     <w:p>
@@ -9632,7 +9650,7 @@
                 <w:sz w:val="20"/>
                 <w:szCs w:val="20"/>
               </w:rPr>
-              <w:t xml:space="preserve">Power Automate</w:t>
+              <w:t xml:space="preserve">Subscriptions de Power BI</w:t>
             </w:r>
           </w:p>
         </w:tc>
@@ -9739,7 +9757,7 @@
                 <w:sz w:val="20"/>
                 <w:szCs w:val="20"/>
               </w:rPr>
-              <w:t xml:space="preserve">Microsoft Fabric trial</w:t>
+              <w:t xml:space="preserve">Power BI Premium trial</w:t>
             </w:r>
           </w:p>
         </w:tc>
@@ -9774,7 +9792,7 @@
                 <w:sz w:val="20"/>
                 <w:szCs w:val="20"/>
               </w:rPr>
-              <w:t xml:space="preserve">Lakehouse, Direct Lake, Semantic Link.</w:t>
+              <w:t xml:space="preserve">Workspace, Premium Capacity, Semantic Link.</w:t>
             </w:r>
           </w:p>
         </w:tc>
@@ -9846,7 +9864,7 @@
                 <w:sz w:val="20"/>
                 <w:szCs w:val="20"/>
               </w:rPr>
-              <w:t xml:space="preserve">Python + sempy + pandas</w:t>
+              <w:t xml:space="preserve">Python + DAX Studio + pandas</w:t>
             </w:r>
           </w:p>
         </w:tc>
@@ -9953,7 +9971,7 @@
                 <w:sz w:val="20"/>
                 <w:szCs w:val="20"/>
               </w:rPr>
-              <w:t xml:space="preserve">n8n self-hosted</w:t>
+              <w:t xml:space="preserve">Power BI Subscriptions self-hosted</w:t>
             </w:r>
           </w:p>
         </w:tc>
@@ -10060,7 +10078,7 @@
                 <w:sz w:val="20"/>
                 <w:szCs w:val="20"/>
               </w:rPr>
-              <w:t xml:space="preserve">Anthropic Claude API</w:t>
+              <w:t xml:space="preserve">Smart Narrative API</w:t>
             </w:r>
           </w:p>
         </w:tc>
@@ -10407,7 +10425,7 @@
           <w:sz w:val="22"/>
           <w:szCs w:val="22"/>
         </w:rPr>
-        <w:t xml:space="preserve">Esta lista de 70+ hacks se entrega impresa al alumno e incluye hacks exclusivos del tier Premium (Fabric, Python, AI agents).</w:t>
+        <w:t xml:space="preserve">Esta lista de 70+ hacks se entrega impresa al alumno e incluye hacks exclusivos del tier Premium (Power BI Premium, Python, AI agents).</w:t>
       </w:r>
     </w:p>
     <w:p>
@@ -11797,7 +11815,7 @@
           <w:sz w:val="22"/>
           <w:szCs w:val="22"/>
         </w:rPr>
-        <w:t xml:space="preserve">Direct Lake mode (Fabric): velocidad de Import sin recargas.</w:t>
+        <w:t xml:space="preserve">Premium Capacity mode (Power BI Premium): velocidad de Import sin recargas.</w:t>
       </w:r>
     </w:p>
     <w:p>
@@ -11855,7 +11873,7 @@
           <w:sz w:val="22"/>
           <w:szCs w:val="22"/>
         </w:rPr>
-        <w:t xml:space="preserve">Power Automate: 'Run a query against a dataset' para alertas DAX.</w:t>
+        <w:t xml:space="preserve">Subscriptions de Power BI: 'Run a query against a dataset' para alertas DAX.</w:t>
       </w:r>
     </w:p>
     <w:p>
@@ -11884,7 +11902,7 @@
           <w:sz w:val="22"/>
           <w:szCs w:val="22"/>
         </w:rPr>
-        <w:t xml:space="preserve">n8n + Webhook = orquestación open-source flexible.</w:t>
+        <w:t xml:space="preserve">Power BI Subscriptions + Webhook = orquestación open-source flexible.</w:t>
       </w:r>
     </w:p>
     <w:p>
@@ -11942,7 +11960,7 @@
           <w:sz w:val="22"/>
           <w:szCs w:val="22"/>
         </w:rPr>
-        <w:t xml:space="preserve">Capacidades dedicadas (P1/F2+): permite Direct Lake.</w:t>
+        <w:t xml:space="preserve">Capacidades dedicadas (P1/F2+): permite Premium Capacity.</w:t>
       </w:r>
     </w:p>
     <w:p>
@@ -11959,7 +11977,7 @@
           <w:sz w:val="24"/>
           <w:szCs w:val="24"/>
         </w:rPr>
-        <w:t xml:space="preserve">Microsoft Fabric (51-55)</w:t>
+        <w:t xml:space="preserve">Power BI Premium (51-55)</w:t>
       </w:r>
     </w:p>
     <w:p>
@@ -11988,7 +12006,7 @@
           <w:sz w:val="22"/>
           <w:szCs w:val="22"/>
         </w:rPr>
-        <w:t xml:space="preserve">Fabric capacity F2 ya es viable para PoCs.</w:t>
+        <w:t xml:space="preserve">Power BI Premium capacity F2 ya es viable para PoCs.</w:t>
       </w:r>
     </w:p>
     <w:p>
@@ -12017,7 +12035,7 @@
           <w:sz w:val="22"/>
           <w:szCs w:val="22"/>
         </w:rPr>
-        <w:t xml:space="preserve">OneLake Shortcuts: leer datos de S3/Azure sin moverlos.</w:t>
+        <w:t xml:space="preserve">Premium Storage Shortcuts: leer datos de S3/Azure sin moverlos.</w:t>
       </w:r>
     </w:p>
     <w:p>
@@ -12046,7 +12064,7 @@
           <w:sz w:val="22"/>
           <w:szCs w:val="22"/>
         </w:rPr>
-        <w:t xml:space="preserve">Direct Lake = velocidad de Import sin recargas.</w:t>
+        <w:t xml:space="preserve">Premium Capacity = velocidad de Import sin recargas.</w:t>
       </w:r>
     </w:p>
     <w:p>
@@ -12075,7 +12093,7 @@
           <w:sz w:val="22"/>
           <w:szCs w:val="22"/>
         </w:rPr>
-        <w:t xml:space="preserve">Notebook Spark + DataFrame &gt; Lakehouse → modelo Direct Lake.</w:t>
+        <w:t xml:space="preserve">Notebook Spark + DataFrame &gt; Workspace → modelo Premium Capacity.</w:t>
       </w:r>
     </w:p>
     <w:p>
@@ -12104,7 +12122,7 @@
           <w:sz w:val="22"/>
           <w:szCs w:val="22"/>
         </w:rPr>
-        <w:t xml:space="preserve">Fallback automático a DirectQuery si Direct Lake falla.</w:t>
+        <w:t xml:space="preserve">Fallback automático a DirectQuery si Premium Capacity falla.</w:t>
       </w:r>
     </w:p>
     <w:p>
@@ -12150,7 +12168,7 @@
           <w:sz w:val="22"/>
           <w:szCs w:val="22"/>
         </w:rPr>
-        <w:t xml:space="preserve">sempy.evaluate_dax() para debuggear medidas con asserts.</w:t>
+        <w:t xml:space="preserve">DAX Studio para debuggear medidas con asserts.</w:t>
       </w:r>
     </w:p>
     <w:p>
@@ -12266,7 +12284,7 @@
           <w:sz w:val="22"/>
           <w:szCs w:val="22"/>
         </w:rPr>
-        <w:t xml:space="preserve">n8n + Anthropic + WhatsApp API = briefing diario CEO.</w:t>
+        <w:t xml:space="preserve">Power BI Subscriptions + Smart Narrative + WhatsApp API = briefing diario CEO.</w:t>
       </w:r>
     </w:p>
     <w:p>
@@ -13310,7 +13328,7 @@
                 <w:sz w:val="20"/>
                 <w:szCs w:val="20"/>
               </w:rPr>
-              <w:t xml:space="preserve">Notebook Python (sempy)</w:t>
+              <w:t xml:space="preserve">Library DAX Patterns Avanzados</w:t>
             </w:r>
           </w:p>
         </w:tc>
@@ -13345,7 +13363,7 @@
                 <w:sz w:val="20"/>
                 <w:szCs w:val="20"/>
               </w:rPr>
-              <w:t xml:space="preserve">Conexión a modelo + EDA + ML básico.</w:t>
+              <w:t xml:space="preserve">Cohort, ABC, RFM, Churn, Basket en DAX.</w:t>
             </w:r>
           </w:p>
         </w:tc>
@@ -13380,7 +13398,7 @@
                 <w:sz w:val="20"/>
                 <w:szCs w:val="20"/>
               </w:rPr>
-              <w:t xml:space="preserve">.ipynb</w:t>
+              <w:t xml:space="preserve">.bim</w:t>
             </w:r>
           </w:p>
         </w:tc>
@@ -13417,7 +13435,7 @@
                 <w:sz w:val="20"/>
                 <w:szCs w:val="20"/>
               </w:rPr>
-              <w:t xml:space="preserve">Workflow n8n: Briefing AI WhatsApp</w:t>
+              <w:t xml:space="preserve">Plantilla Power BI Subscriptions Briefing</w:t>
             </w:r>
           </w:p>
         </w:tc>
@@ -13452,7 +13470,7 @@
                 <w:sz w:val="20"/>
                 <w:szCs w:val="20"/>
               </w:rPr>
-              <w:t xml:space="preserve">Agente diario que envía análisis al CEO.</w:t>
+              <w:t xml:space="preserve">Suscripción diaria del dashboard a stakeholders.</w:t>
             </w:r>
           </w:p>
         </w:tc>
@@ -13487,7 +13505,7 @@
                 <w:sz w:val="20"/>
                 <w:szCs w:val="20"/>
               </w:rPr>
-              <w:t xml:space="preserve">JSON n8n</w:t>
+              <w:t xml:space="preserve">config Service</w:t>
             </w:r>
           </w:p>
         </w:tc>
@@ -13524,7 +13542,7 @@
                 <w:sz w:val="20"/>
                 <w:szCs w:val="20"/>
               </w:rPr>
-              <w:t xml:space="preserve">Setup Fabric Lakehouse base</w:t>
+              <w:t xml:space="preserve">Setup Power BI Premium Workspace</w:t>
             </w:r>
           </w:p>
         </w:tc>
@@ -13559,7 +13577,7 @@
                 <w:sz w:val="20"/>
                 <w:szCs w:val="20"/>
               </w:rPr>
-              <w:t xml:space="preserve">Notebook Spark + Lakehouse + Direct Lake.</w:t>
+              <w:t xml:space="preserve">Workspace + Apps + RLS dinámico + Pipelines DEV/TEST/PROD.</w:t>
             </w:r>
           </w:p>
         </w:tc>
@@ -13594,7 +13612,7 @@
                 <w:sz w:val="20"/>
                 <w:szCs w:val="20"/>
               </w:rPr>
-              <w:t xml:space="preserve">.ipynb + setup</w:t>
+              <w:t xml:space="preserve">setup Service</w:t>
             </w:r>
           </w:p>
         </w:tc>
@@ -13845,7 +13863,7 @@
                 <w:sz w:val="20"/>
                 <w:szCs w:val="20"/>
               </w:rPr>
-              <w:t xml:space="preserve">Cheat Sheet DAX + Fabric + sempy</w:t>
+              <w:t xml:space="preserve">Cheat Sheet DAX + Tabular Editor + DAX Studio</w:t>
             </w:r>
           </w:p>
         </w:tc>
@@ -13987,7 +14005,7 @@
                 <w:sz w:val="20"/>
                 <w:szCs w:val="20"/>
               </w:rPr>
-              <w:t xml:space="preserve">.pbip + TMDL + GitHub Actions + n8n.</w:t>
+              <w:t xml:space="preserve">.pbip + TMDL + GitHub Actions + Power BI Subscriptions.</w:t>
             </w:r>
           </w:p>
         </w:tc>

--- a/scorecard-General/PAGINA-2BI/academia/materiales/07_Premium_Plan_Trabajo.docx
+++ b/scorecard-General/PAGINA-2BI/academia/materiales/07_Premium_Plan_Trabajo.docx
@@ -10113,7 +10113,7 @@
                 <w:sz w:val="20"/>
                 <w:szCs w:val="20"/>
               </w:rPr>
-              <w:t xml:space="preserve">LLM para análisis y agents.</w:t>
+              <w:t xml:space="preserve">IA nativa de Power BI (Q&amp;A + Smart Narrative) para análisis y agents.</w:t>
             </w:r>
           </w:p>
         </w:tc>
@@ -12226,7 +12226,7 @@
           <w:sz w:val="22"/>
           <w:szCs w:val="22"/>
         </w:rPr>
-        <w:t xml:space="preserve">Claude Sonnet ideal para análisis numérico (no Haiku).</w:t>
+        <w:t xml:space="preserve">VertiPaq Analyzer en DAX Studio expone el coste exacto de cada columna.</w:t>
       </w:r>
     </w:p>
     <w:p>
@@ -12255,7 +12255,7 @@
           <w:sz w:val="22"/>
           <w:szCs w:val="22"/>
         </w:rPr>
-        <w:t xml:space="preserve">Pasa SOLO datos relevantes al LLM, no el dataset completo.</w:t>
+        <w:t xml:space="preserve">Pasa SOLO datos relevantes al IA nativa de Power BI (Q&amp;A + Smart Narrative), no el dataset completo.</w:t>
       </w:r>
     </w:p>
     <w:p>
